--- a/materialien/Akte5_Bauplan/2_Arbeitsblaetter/DD_A5_AB1_Bauplaene_lesen.docx
+++ b/materialien/Akte5_Bauplan/2_Arbeitsblaetter/DD_A5_AB1_Bauplaene_lesen.docx
@@ -1481,7 +1481,7 @@
               <w:tab/>
             </w:r>
             <w:r>
-              <w:t xml:space="preserve">Prüfe </w:t>
+              <w:t xml:space="preserve">Lies in </w:t>
             </w:r>
             <w:r>
               <w:rPr>
@@ -2330,7 +2330,7 @@
               <w:pStyle w:val="DDTabellentext"/>
             </w:pPr>
             <w:r>
-              <w:t>Ordne den Elementen des Bauplans die Fachbegriffe nach den Ergänzenden Hinweisen zu.</w:t>
+              <w:t>Gib zu den Elementen des Bauplans die Fachbegriffe nach den Ergänzenden Hinweisen an.</w:t>
             </w:r>
           </w:p>
           <w:p>
@@ -2855,7 +2855,7 @@
               <w:pStyle w:val="DDTabellentext"/>
             </w:pPr>
             <w:r>
-              <w:t xml:space="preserve">Bestimme in den drei Mengendiagrammen die Kardinalität und formuliere sie in </w:t>
+              <w:t xml:space="preserve">Bestimme in den drei Mengendiagrammen die Kardinalität und beschreibe sie in </w:t>
             </w:r>
             <w:r>
               <w:rPr>
@@ -3524,16 +3524,16 @@
               <w:pStyle w:val="DDTabellentext"/>
             </w:pPr>
             <w:r>
-              <w:t xml:space="preserve">Leite aus den Tabellenausschnitten Ermittler und Fall die Kardinalität von </w:t>
+              <w:t xml:space="preserve">Bestimme aus den Tabellenausschnitten Ermittler und Fall die Kardinalität von </w:t>
             </w:r>
             <w:r>
               <w:rPr>
                 <w:i/>
               </w:rPr>
-              <w:t>leitet</w:t>
+              <w:t>leitet.</w:t>
             </w:r>
             <w:r>
-              <w:t xml:space="preserve"> ab. Begründe in beiden Richtungen und erkläre, was die Daten </w:t>
+              <w:t xml:space="preserve"> Begründe in beiden Richtungen und erläutere, was die Daten </w:t>
             </w:r>
             <w:r>
               <w:rPr>
@@ -5110,7 +5110,7 @@
               <w:pStyle w:val="DDTabellentext"/>
             </w:pPr>
             <w:r>
-              <w:t>Bauplan-Tisch, Ermittlung 5.1, Aufgabe A5-E1-07 „Fehlende Kardinalitäten“: Setze in Juris Bauplan alle Kardinalitäten und ergänze das Attribut Fundzeitpunkt. Notiere danach hier, an welches Element du Fundzeitpunkt gehängt hast, und begründe in einem Satz.</w:t>
+              <w:t>Bauplan-Tisch, Ermittlung 5.1, Aufgabe A5-E1-07 „Fehlende Kardinalitäten“: Setze in Juris Bauplan alle Kardinalitäten und ergänze das Attribut Fundzeitpunkt. Gib danach hier an, an welches Element du Fundzeitpunkt gehängt hast, und begründe in einem Satz.</w:t>
             </w:r>
           </w:p>
           <w:p>
@@ -5579,7 +5579,7 @@
               <w:pStyle w:val="DDTabellentext"/>
             </w:pPr>
             <w:r>
-              <w:t xml:space="preserve">Die Detektei schafft Dienstwagen an. Entscheide begründet, welche Kardinalität der Beziehungstyp </w:t>
+              <w:t xml:space="preserve">Die Detektei schafft Dienstwagen an. Bestimme mit Begründung, welche Kardinalität der Beziehungstyp </w:t>
             </w:r>
             <w:r>
               <w:rPr>
